--- a/paper/tables/Table2.docx
+++ b/paper/tables/Table2.docx
@@ -8,7 +8,7 @@
           <w:b/>
           <w:sz w:val="16"/>
         </w:rPr>
-        <w:t>Table 2 | Hooks: the clinical safety nets of agent mode</w:t>
+        <w:t>Table 2 | Hooks: the in-loop checks of agent mode</w:t>
       </w:r>
     </w:p>
     <w:tbl>
@@ -18,15 +18,16 @@
         <w:tblLook w:firstColumn="1" w:firstRow="1" w:lastColumn="0" w:lastRow="0" w:noHBand="0" w:noVBand="1" w:val="04A0"/>
       </w:tblPr>
       <w:tblGrid>
-        <w:gridCol w:w="2493"/>
-        <w:gridCol w:w="2493"/>
-        <w:gridCol w:w="2493"/>
-        <w:gridCol w:w="2493"/>
+        <w:gridCol w:w="1994"/>
+        <w:gridCol w:w="1994"/>
+        <w:gridCol w:w="1994"/>
+        <w:gridCol w:w="1994"/>
+        <w:gridCol w:w="1994"/>
       </w:tblGrid>
       <w:tr>
         <w:tc>
           <w:tcPr>
-            <w:tcW w:type="dxa" w:w="1587"/>
+            <w:tcW w:type="dxa" w:w="1474"/>
             <w:tcBorders>
               <w:top w:val="single" w:sz="8" w:color="000000"/>
               <w:left w:val="nil"/>
@@ -47,7 +48,7 @@
         </w:tc>
         <w:tc>
           <w:tcPr>
-            <w:tcW w:type="dxa" w:w="1474"/>
+            <w:tcW w:type="dxa" w:w="1361"/>
             <w:tcBorders>
               <w:top w:val="single" w:sz="8" w:color="000000"/>
               <w:left w:val="nil"/>
@@ -68,7 +69,7 @@
         </w:tc>
         <w:tc>
           <w:tcPr>
-            <w:tcW w:type="dxa" w:w="4195"/>
+            <w:tcW w:type="dxa" w:w="3855"/>
             <w:tcBorders>
               <w:top w:val="single" w:sz="8" w:color="000000"/>
               <w:left w:val="nil"/>
@@ -89,7 +90,7 @@
         </w:tc>
         <w:tc>
           <w:tcPr>
-            <w:tcW w:type="dxa" w:w="2381"/>
+            <w:tcW w:type="dxa" w:w="2154"/>
             <w:tcBorders>
               <w:top w:val="single" w:sz="8" w:color="000000"/>
               <w:left w:val="nil"/>
@@ -108,11 +109,32 @@
             </w:r>
           </w:p>
         </w:tc>
+        <w:tc>
+          <w:tcPr>
+            <w:tcW w:type="dxa" w:w="907"/>
+            <w:tcBorders>
+              <w:top w:val="single" w:sz="8" w:color="000000"/>
+              <w:left w:val="nil"/>
+              <w:bottom w:val="single" w:sz="4" w:color="000000"/>
+              <w:right w:val="nil"/>
+            </w:tcBorders>
+          </w:tcPr>
+          <w:p>
+            <w:r/>
+            <w:r>
+              <w:rPr>
+                <w:b/>
+                <w:sz w:val="14"/>
+              </w:rPr>
+              <w:t>Full autonomy</w:t>
+            </w:r>
+          </w:p>
+        </w:tc>
       </w:tr>
       <w:tr>
         <w:tc>
           <w:tcPr>
-            <w:tcW w:type="dxa" w:w="1587"/>
+            <w:tcW w:type="dxa" w:w="1474"/>
             <w:tcBorders>
               <w:top w:val="nil"/>
               <w:left w:val="nil"/>
@@ -133,7 +155,7 @@
         </w:tc>
         <w:tc>
           <w:tcPr>
-            <w:tcW w:type="dxa" w:w="1474"/>
+            <w:tcW w:type="dxa" w:w="1361"/>
             <w:tcBorders>
               <w:top w:val="nil"/>
               <w:left w:val="nil"/>
@@ -154,7 +176,7 @@
         </w:tc>
         <w:tc>
           <w:tcPr>
-            <w:tcW w:type="dxa" w:w="4195"/>
+            <w:tcW w:type="dxa" w:w="3855"/>
             <w:tcBorders>
               <w:top w:val="nil"/>
               <w:left w:val="nil"/>
@@ -175,7 +197,7 @@
         </w:tc>
         <w:tc>
           <w:tcPr>
-            <w:tcW w:type="dxa" w:w="2381"/>
+            <w:tcW w:type="dxa" w:w="2154"/>
             <w:tcBorders>
               <w:top w:val="nil"/>
               <w:left w:val="nil"/>
@@ -194,11 +216,32 @@
             </w:r>
           </w:p>
         </w:tc>
+        <w:tc>
+          <w:tcPr>
+            <w:tcW w:type="dxa" w:w="907"/>
+            <w:tcBorders>
+              <w:top w:val="nil"/>
+              <w:left w:val="nil"/>
+              <w:bottom w:val="nil"/>
+              <w:right w:val="nil"/>
+            </w:tcBorders>
+          </w:tcPr>
+          <w:p>
+            <w:r/>
+            <w:r>
+              <w:rPr>
+                <w:b w:val="0"/>
+                <w:sz w:val="14"/>
+              </w:rPr>
+              <w:t>On</w:t>
+            </w:r>
+          </w:p>
+        </w:tc>
       </w:tr>
       <w:tr>
         <w:tc>
           <w:tcPr>
-            <w:tcW w:type="dxa" w:w="1587"/>
+            <w:tcW w:type="dxa" w:w="1474"/>
             <w:tcBorders>
               <w:top w:val="nil"/>
               <w:left w:val="nil"/>
@@ -219,7 +262,7 @@
         </w:tc>
         <w:tc>
           <w:tcPr>
-            <w:tcW w:type="dxa" w:w="1474"/>
+            <w:tcW w:type="dxa" w:w="1361"/>
             <w:tcBorders>
               <w:top w:val="nil"/>
               <w:left w:val="nil"/>
@@ -240,7 +283,7 @@
         </w:tc>
         <w:tc>
           <w:tcPr>
-            <w:tcW w:type="dxa" w:w="4195"/>
+            <w:tcW w:type="dxa" w:w="3855"/>
             <w:tcBorders>
               <w:top w:val="nil"/>
               <w:left w:val="nil"/>
@@ -261,7 +304,7 @@
         </w:tc>
         <w:tc>
           <w:tcPr>
-            <w:tcW w:type="dxa" w:w="2381"/>
+            <w:tcW w:type="dxa" w:w="2154"/>
             <w:tcBorders>
               <w:top w:val="nil"/>
               <w:left w:val="nil"/>
@@ -280,11 +323,32 @@
             </w:r>
           </w:p>
         </w:tc>
+        <w:tc>
+          <w:tcPr>
+            <w:tcW w:type="dxa" w:w="907"/>
+            <w:tcBorders>
+              <w:top w:val="nil"/>
+              <w:left w:val="nil"/>
+              <w:bottom w:val="nil"/>
+              <w:right w:val="nil"/>
+            </w:tcBorders>
+          </w:tcPr>
+          <w:p>
+            <w:r/>
+            <w:r>
+              <w:rPr>
+                <w:b w:val="0"/>
+                <w:sz w:val="14"/>
+              </w:rPr>
+              <w:t>Off*</w:t>
+            </w:r>
+          </w:p>
+        </w:tc>
       </w:tr>
       <w:tr>
         <w:tc>
           <w:tcPr>
-            <w:tcW w:type="dxa" w:w="1587"/>
+            <w:tcW w:type="dxa" w:w="1474"/>
             <w:tcBorders>
               <w:top w:val="nil"/>
               <w:left w:val="nil"/>
@@ -305,7 +369,7 @@
         </w:tc>
         <w:tc>
           <w:tcPr>
-            <w:tcW w:type="dxa" w:w="1474"/>
+            <w:tcW w:type="dxa" w:w="1361"/>
             <w:tcBorders>
               <w:top w:val="nil"/>
               <w:left w:val="nil"/>
@@ -326,7 +390,7 @@
         </w:tc>
         <w:tc>
           <w:tcPr>
-            <w:tcW w:type="dxa" w:w="4195"/>
+            <w:tcW w:type="dxa" w:w="3855"/>
             <w:tcBorders>
               <w:top w:val="nil"/>
               <w:left w:val="nil"/>
@@ -347,7 +411,7 @@
         </w:tc>
         <w:tc>
           <w:tcPr>
-            <w:tcW w:type="dxa" w:w="2381"/>
+            <w:tcW w:type="dxa" w:w="2154"/>
             <w:tcBorders>
               <w:top w:val="nil"/>
               <w:left w:val="nil"/>
@@ -366,11 +430,32 @@
             </w:r>
           </w:p>
         </w:tc>
+        <w:tc>
+          <w:tcPr>
+            <w:tcW w:type="dxa" w:w="907"/>
+            <w:tcBorders>
+              <w:top w:val="nil"/>
+              <w:left w:val="nil"/>
+              <w:bottom w:val="nil"/>
+              <w:right w:val="nil"/>
+            </w:tcBorders>
+          </w:tcPr>
+          <w:p>
+            <w:r/>
+            <w:r>
+              <w:rPr>
+                <w:b w:val="0"/>
+                <w:sz w:val="14"/>
+              </w:rPr>
+              <w:t>On</w:t>
+            </w:r>
+          </w:p>
+        </w:tc>
       </w:tr>
       <w:tr>
         <w:tc>
           <w:tcPr>
-            <w:tcW w:type="dxa" w:w="1587"/>
+            <w:tcW w:type="dxa" w:w="1474"/>
             <w:tcBorders>
               <w:top w:val="nil"/>
               <w:left w:val="nil"/>
@@ -391,7 +476,7 @@
         </w:tc>
         <w:tc>
           <w:tcPr>
-            <w:tcW w:type="dxa" w:w="1474"/>
+            <w:tcW w:type="dxa" w:w="1361"/>
             <w:tcBorders>
               <w:top w:val="nil"/>
               <w:left w:val="nil"/>
@@ -412,7 +497,7 @@
         </w:tc>
         <w:tc>
           <w:tcPr>
-            <w:tcW w:type="dxa" w:w="4195"/>
+            <w:tcW w:type="dxa" w:w="3855"/>
             <w:tcBorders>
               <w:top w:val="nil"/>
               <w:left w:val="nil"/>
@@ -433,7 +518,7 @@
         </w:tc>
         <w:tc>
           <w:tcPr>
-            <w:tcW w:type="dxa" w:w="2381"/>
+            <w:tcW w:type="dxa" w:w="2154"/>
             <w:tcBorders>
               <w:top w:val="nil"/>
               <w:left w:val="nil"/>
@@ -452,11 +537,32 @@
             </w:r>
           </w:p>
         </w:tc>
+        <w:tc>
+          <w:tcPr>
+            <w:tcW w:type="dxa" w:w="907"/>
+            <w:tcBorders>
+              <w:top w:val="nil"/>
+              <w:left w:val="nil"/>
+              <w:bottom w:val="nil"/>
+              <w:right w:val="nil"/>
+            </w:tcBorders>
+          </w:tcPr>
+          <w:p>
+            <w:r/>
+            <w:r>
+              <w:rPr>
+                <w:b w:val="0"/>
+                <w:sz w:val="14"/>
+              </w:rPr>
+              <w:t>Off*</w:t>
+            </w:r>
+          </w:p>
+        </w:tc>
       </w:tr>
       <w:tr>
         <w:tc>
           <w:tcPr>
-            <w:tcW w:type="dxa" w:w="1587"/>
+            <w:tcW w:type="dxa" w:w="1474"/>
             <w:tcBorders>
               <w:top w:val="nil"/>
               <w:left w:val="nil"/>
@@ -477,7 +583,7 @@
         </w:tc>
         <w:tc>
           <w:tcPr>
-            <w:tcW w:type="dxa" w:w="1474"/>
+            <w:tcW w:type="dxa" w:w="1361"/>
             <w:tcBorders>
               <w:top w:val="nil"/>
               <w:left w:val="nil"/>
@@ -498,7 +604,7 @@
         </w:tc>
         <w:tc>
           <w:tcPr>
-            <w:tcW w:type="dxa" w:w="4195"/>
+            <w:tcW w:type="dxa" w:w="3855"/>
             <w:tcBorders>
               <w:top w:val="nil"/>
               <w:left w:val="nil"/>
@@ -519,7 +625,7 @@
         </w:tc>
         <w:tc>
           <w:tcPr>
-            <w:tcW w:type="dxa" w:w="2381"/>
+            <w:tcW w:type="dxa" w:w="2154"/>
             <w:tcBorders>
               <w:top w:val="nil"/>
               <w:left w:val="nil"/>
@@ -538,11 +644,32 @@
             </w:r>
           </w:p>
         </w:tc>
+        <w:tc>
+          <w:tcPr>
+            <w:tcW w:type="dxa" w:w="907"/>
+            <w:tcBorders>
+              <w:top w:val="nil"/>
+              <w:left w:val="nil"/>
+              <w:bottom w:val="nil"/>
+              <w:right w:val="nil"/>
+            </w:tcBorders>
+          </w:tcPr>
+          <w:p>
+            <w:r/>
+            <w:r>
+              <w:rPr>
+                <w:b w:val="0"/>
+                <w:sz w:val="14"/>
+              </w:rPr>
+              <w:t>Off*</w:t>
+            </w:r>
+          </w:p>
+        </w:tc>
       </w:tr>
       <w:tr>
         <w:tc>
           <w:tcPr>
-            <w:tcW w:type="dxa" w:w="1587"/>
+            <w:tcW w:type="dxa" w:w="1474"/>
             <w:tcBorders>
               <w:top w:val="nil"/>
               <w:left w:val="nil"/>
@@ -563,7 +690,7 @@
         </w:tc>
         <w:tc>
           <w:tcPr>
-            <w:tcW w:type="dxa" w:w="1474"/>
+            <w:tcW w:type="dxa" w:w="1361"/>
             <w:tcBorders>
               <w:top w:val="nil"/>
               <w:left w:val="nil"/>
@@ -584,7 +711,7 @@
         </w:tc>
         <w:tc>
           <w:tcPr>
-            <w:tcW w:type="dxa" w:w="4195"/>
+            <w:tcW w:type="dxa" w:w="3855"/>
             <w:tcBorders>
               <w:top w:val="nil"/>
               <w:left w:val="nil"/>
@@ -605,7 +732,7 @@
         </w:tc>
         <w:tc>
           <w:tcPr>
-            <w:tcW w:type="dxa" w:w="2381"/>
+            <w:tcW w:type="dxa" w:w="2154"/>
             <w:tcBorders>
               <w:top w:val="nil"/>
               <w:left w:val="nil"/>
@@ -624,11 +751,32 @@
             </w:r>
           </w:p>
         </w:tc>
+        <w:tc>
+          <w:tcPr>
+            <w:tcW w:type="dxa" w:w="907"/>
+            <w:tcBorders>
+              <w:top w:val="nil"/>
+              <w:left w:val="nil"/>
+              <w:bottom w:val="nil"/>
+              <w:right w:val="nil"/>
+            </w:tcBorders>
+          </w:tcPr>
+          <w:p>
+            <w:r/>
+            <w:r>
+              <w:rPr>
+                <w:b w:val="0"/>
+                <w:sz w:val="14"/>
+              </w:rPr>
+              <w:t>On</w:t>
+            </w:r>
+          </w:p>
+        </w:tc>
       </w:tr>
       <w:tr>
         <w:tc>
           <w:tcPr>
-            <w:tcW w:type="dxa" w:w="1587"/>
+            <w:tcW w:type="dxa" w:w="1474"/>
             <w:tcBorders>
               <w:top w:val="nil"/>
               <w:left w:val="nil"/>
@@ -649,7 +797,7 @@
         </w:tc>
         <w:tc>
           <w:tcPr>
-            <w:tcW w:type="dxa" w:w="1474"/>
+            <w:tcW w:type="dxa" w:w="1361"/>
             <w:tcBorders>
               <w:top w:val="nil"/>
               <w:left w:val="nil"/>
@@ -670,7 +818,7 @@
         </w:tc>
         <w:tc>
           <w:tcPr>
-            <w:tcW w:type="dxa" w:w="4195"/>
+            <w:tcW w:type="dxa" w:w="3855"/>
             <w:tcBorders>
               <w:top w:val="nil"/>
               <w:left w:val="nil"/>
@@ -691,7 +839,7 @@
         </w:tc>
         <w:tc>
           <w:tcPr>
-            <w:tcW w:type="dxa" w:w="2381"/>
+            <w:tcW w:type="dxa" w:w="2154"/>
             <w:tcBorders>
               <w:top w:val="nil"/>
               <w:left w:val="nil"/>
@@ -710,11 +858,32 @@
             </w:r>
           </w:p>
         </w:tc>
+        <w:tc>
+          <w:tcPr>
+            <w:tcW w:type="dxa" w:w="907"/>
+            <w:tcBorders>
+              <w:top w:val="nil"/>
+              <w:left w:val="nil"/>
+              <w:bottom w:val="nil"/>
+              <w:right w:val="nil"/>
+            </w:tcBorders>
+          </w:tcPr>
+          <w:p>
+            <w:r/>
+            <w:r>
+              <w:rPr>
+                <w:b w:val="0"/>
+                <w:sz w:val="14"/>
+              </w:rPr>
+              <w:t>On</w:t>
+            </w:r>
+          </w:p>
+        </w:tc>
       </w:tr>
       <w:tr>
         <w:tc>
           <w:tcPr>
-            <w:tcW w:type="dxa" w:w="1587"/>
+            <w:tcW w:type="dxa" w:w="1474"/>
             <w:tcBorders>
               <w:top w:val="nil"/>
               <w:left w:val="nil"/>
@@ -735,7 +904,7 @@
         </w:tc>
         <w:tc>
           <w:tcPr>
-            <w:tcW w:type="dxa" w:w="1474"/>
+            <w:tcW w:type="dxa" w:w="1361"/>
             <w:tcBorders>
               <w:top w:val="nil"/>
               <w:left w:val="nil"/>
@@ -756,7 +925,7 @@
         </w:tc>
         <w:tc>
           <w:tcPr>
-            <w:tcW w:type="dxa" w:w="4195"/>
+            <w:tcW w:type="dxa" w:w="3855"/>
             <w:tcBorders>
               <w:top w:val="nil"/>
               <w:left w:val="nil"/>
@@ -777,7 +946,7 @@
         </w:tc>
         <w:tc>
           <w:tcPr>
-            <w:tcW w:type="dxa" w:w="2381"/>
+            <w:tcW w:type="dxa" w:w="2154"/>
             <w:tcBorders>
               <w:top w:val="nil"/>
               <w:left w:val="nil"/>
@@ -796,6 +965,27 @@
             </w:r>
           </w:p>
         </w:tc>
+        <w:tc>
+          <w:tcPr>
+            <w:tcW w:type="dxa" w:w="907"/>
+            <w:tcBorders>
+              <w:top w:val="nil"/>
+              <w:left w:val="nil"/>
+              <w:bottom w:val="single" w:sz="8" w:color="000000"/>
+              <w:right w:val="nil"/>
+            </w:tcBorders>
+          </w:tcPr>
+          <w:p>
+            <w:r/>
+            <w:r>
+              <w:rPr>
+                <w:b w:val="0"/>
+                <w:sz w:val="14"/>
+              </w:rPr>
+              <w:t>On</w:t>
+            </w:r>
+          </w:p>
+        </w:tc>
       </w:tr>
     </w:tbl>
     <w:p>
@@ -804,6 +994,14 @@
           <w:sz w:val="13"/>
         </w:rPr>
         <w:t>Every finding is returned to the model once; the model revises its plan or records a clinical reason (rule_responses). No hook blocks, rewrites or withholds output.</w:t>
+      </w:r>
+    </w:p>
+    <w:p>
+      <w:r>
+        <w:rPr>
+          <w:sz w:val="13"/>
+        </w:rPr>
+        <w:t>*Compares the model with the deterministic kernel, so it is off by default in full autonomy and on in kernel-assisted mode; any hook can be switched individually. In full autonomy the same kernel checks run after the consult as the independent audit, which is never returned to the model.</w:t>
       </w:r>
     </w:p>
     <w:p>
